--- a/wordings/downloads/Meridian_PI_Architects_Engineers_Endorsement_v1.0.0-DRAFT.docx
+++ b/wordings/downloads/Meridian_PI_Architects_Engineers_Endorsement_v1.0.0-DRAFT.docx
@@ -218,7 +218,7 @@
           <w:b w:val="0"/>
           <w:i w:val="0"/>
         </w:rPr>
-        <w:t>The following services provided to a third party for a fee, by or under the direct control and supervision of a person holding a tertiary qualification in engineering, architecture, surveying or quantity surveying:</w:t>
+        <w:t>The following services provided to a third party for a fee:</w:t>
       </w:r>
     </w:p>
     <w:p>
@@ -339,6 +339,24 @@
       </w:r>
     </w:p>
     <w:p>
+      <w:r>
+        <w:rPr>
+          <w:b w:val="0"/>
+          <w:i w:val="0"/>
+        </w:rPr>
+        <w:t>Where a law requires a person who provides a service to be registered, licensed or endorsed (for example, as an architect, a registered professional engineer, or a registered design practitioner or professional engineer for regulated work), the service is a professional service only if it is provided by a person who holds that registration, licence or endorsement, or under the direct control and supervision of such a person to the extent that law permits.</w:t>
+      </w:r>
+    </w:p>
+    <w:p>
+      <w:r>
+        <w:rPr>
+          <w:b w:val="0"/>
+          <w:i w:val="0"/>
+        </w:rPr>
+        <w:t>Any other service is a professional service only if it is provided by, or under the direct control and supervision of, a person holding a tertiary qualification in engineering, architecture, surveying or quantity surveying.</w:t>
+      </w:r>
+    </w:p>
+    <w:p>
       <w:bookmarkStart w:id="2" w:name="c_end_1"/>
       <w:r>
         <w:rPr>
@@ -430,9 +448,93 @@
           <w:color w:val="1C1915"/>
           <w:sz w:val="32"/>
         </w:rPr>
+        <w:t>Added: NSW Registered Practitioners</w:t>
+      </w:r>
+      <w:bookmarkEnd w:id="3"/>
+    </w:p>
+    <w:p>
+      <w:r>
+        <w:rPr>
+          <w:b w:val="0"/>
+          <w:i w:val="0"/>
+        </w:rPr>
+        <w:t>The following extension is added to the base wording, after the Registered Designs and Plagiarism extension.</w:t>
+      </w:r>
+    </w:p>
+    <w:p>
+      <w:r>
+        <w:rPr>
+          <w:b/>
+          <w:i w:val="0"/>
+        </w:rPr>
+        <w:t>NSW Registered Practitioners</w:t>
+      </w:r>
+    </w:p>
+    <w:p>
+      <w:r>
+        <w:rPr>
+          <w:b w:val="0"/>
+          <w:i w:val="0"/>
+        </w:rPr>
+        <w:t>This extension applies to you, or to any insured person, who is registered under the Design and Building Practitioners Act 2020 (NSW) as a design practitioner, principal design practitioner or professional engineer.</w:t>
+      </w:r>
+    </w:p>
+    <w:p>
+      <w:r>
+        <w:rPr>
+          <w:b w:val="0"/>
+          <w:i w:val="0"/>
+        </w:rPr>
+        <w:t xml:space="preserve">For a claim arising from work that the Act requires you to be registered to carry out, </w:t>
+      </w:r>
+      <w:hyperlink w:anchor="c_pi_def_retroactive_date">
+        <w:r>
+          <w:rPr>
+            <w:color w:val="2E5C4E"/>
+            <w:u w:val="single"/>
+          </w:rPr>
+          <w:t xml:space="preserve">the definition of Retroactive date</w:t>
+        </w:r>
+      </w:hyperlink>
+      <w:r>
+        <w:rPr>
+          <w:b w:val="0"/>
+          <w:i w:val="0"/>
+        </w:rPr>
+        <w:t xml:space="preserve"> is replaced by the date you were first registered under that Act, if that date is earlier than the retroactive date shown in the schedule.</w:t>
+      </w:r>
+    </w:p>
+    <w:p>
+      <w:hyperlink w:anchor="c_pi_excl_prior_known_circumstances">
+        <w:r>
+          <w:rPr>
+            <w:color w:val="2E5C4E"/>
+            <w:u w:val="single"/>
+          </w:rPr>
+          <w:t xml:space="preserve">the Prior Known Circumstances exclusion</w:t>
+        </w:r>
+      </w:hyperlink>
+      <w:r>
+        <w:rPr>
+          <w:b w:val="0"/>
+          <w:i w:val="0"/>
+        </w:rPr>
+        <w:t xml:space="preserve"> continues to apply.</w:t>
+      </w:r>
+    </w:p>
+    <w:p>
+      <w:bookmarkStart w:id="4" w:name="c_end_3"/>
+      <w:r>
+        <w:rPr>
+          <w:rFonts w:ascii="Georgia" w:hAnsi="Georgia" w:eastAsia="Georgia"/>
+          <w:b/>
+          <w:i w:val="0"/>
+          <w:color w:val="1C1915"/>
+          <w:sz w:val="32"/>
+        </w:rPr>
         <w:t>Added: Construction Work</w:t>
       </w:r>
-      <w:bookmarkEnd w:id="3"/>
+      <w:bookmarkEnd w:id="4"/>
     </w:p>
     <w:p>
       <w:r>
@@ -471,7 +573,7 @@
       </w:r>
     </w:p>
     <w:p>
-      <w:bookmarkStart w:id="4" w:name="c_end_3"/>
+      <w:bookmarkStart w:id="5" w:name="c_end_4"/>
       <w:r>
         <w:rPr>
           <w:rFonts w:ascii="Georgia" w:hAnsi="Georgia" w:eastAsia="Georgia"/>
@@ -482,7 +584,7 @@
         </w:rPr>
         <w:t>Added: Patent Infringement</w:t>
       </w:r>
-      <w:bookmarkEnd w:id="4"/>
+      <w:bookmarkEnd w:id="5"/>
     </w:p>
     <w:p>
       <w:r>
@@ -512,7 +614,7 @@
       </w:r>
     </w:p>
     <w:p>
-      <w:bookmarkStart w:id="5" w:name="c_end_4"/>
+      <w:bookmarkStart w:id="6" w:name="c_end_5"/>
       <w:r>
         <w:rPr>
           <w:rFonts w:ascii="Georgia" w:hAnsi="Georgia" w:eastAsia="Georgia"/>
@@ -523,7 +625,7 @@
         </w:rPr>
         <w:t>Added: Project Management Activities</w:t>
       </w:r>
-      <w:bookmarkEnd w:id="5"/>
+      <w:bookmarkEnd w:id="6"/>
     </w:p>
     <w:p>
       <w:r>
@@ -607,7 +709,7 @@
       </w:r>
     </w:p>
     <w:p>
-      <w:bookmarkStart w:id="6" w:name="c_end_5"/>
+      <w:bookmarkStart w:id="7" w:name="c_end_6"/>
       <w:r>
         <w:rPr>
           <w:rFonts w:ascii="Georgia" w:hAnsi="Georgia" w:eastAsia="Georgia"/>
@@ -616,9 +718,9 @@
           <w:color w:val="1C1915"/>
           <w:sz w:val="32"/>
         </w:rPr>
-        <w:t>Added: Warranties and Liquidated Damages</w:t>
+        <w:t>Added: Liquidated Damages and Contractual Penalties</w:t>
       </w:r>
-      <w:bookmarkEnd w:id="6"/>
+      <w:bookmarkEnd w:id="7"/>
     </w:p>
     <w:p>
       <w:r>
@@ -635,7 +737,7 @@
           <w:b/>
           <w:i w:val="0"/>
         </w:rPr>
-        <w:t>Warranties and Liquidated Damages</w:t>
+        <w:t>Liquidated Damages and Contractual Penalties</w:t>
       </w:r>
     </w:p>
     <w:p>
@@ -644,29 +746,11 @@
           <w:b w:val="0"/>
           <w:i w:val="0"/>
         </w:rPr>
-        <w:t>Arising from:</w:t>
+        <w:t>For any liquidated damages, or any penalty payable under a contract.</w:t>
       </w:r>
     </w:p>
     <w:p>
-      <w:r>
-        <w:rPr>
-          <w:b w:val="0"/>
-          <w:i w:val="0"/>
-        </w:rPr>
-        <w:t>(a) any express or implied warranty or guarantee of the safety or performance of mining equipment; or</w:t>
-      </w:r>
-    </w:p>
-    <w:p>
-      <w:r>
-        <w:rPr>
-          <w:b w:val="0"/>
-          <w:i w:val="0"/>
-        </w:rPr>
-        <w:t>(b) any contractual penalty or liquidated damages.</w:t>
-      </w:r>
-    </w:p>
-    <w:p>
-      <w:bookmarkStart w:id="7" w:name="c_end_6"/>
+      <w:bookmarkStart w:id="8" w:name="c_end_7"/>
       <w:r>
         <w:rPr>
           <w:rFonts w:ascii="Georgia" w:hAnsi="Georgia" w:eastAsia="Georgia"/>
@@ -677,7 +761,7 @@
         </w:rPr>
         <w:t>Added: Excluded Engineering Activities</w:t>
       </w:r>
-      <w:bookmarkEnd w:id="7"/>
+      <w:bookmarkEnd w:id="8"/>
     </w:p>
     <w:p>
       <w:r>
@@ -712,7 +796,7 @@
           <w:b w:val="0"/>
           <w:i w:val="0"/>
         </w:rPr>
-        <w:t>(a) environmental engineering or pollution control;</w:t>
+        <w:t>(a) the design or construction of dams more than 6 metres in height;</w:t>
       </w:r>
     </w:p>
     <w:p>
@@ -721,7 +805,7 @@
           <w:b w:val="0"/>
           <w:i w:val="0"/>
         </w:rPr>
-        <w:t>(b) the design or construction of bridges or tunnels;</w:t>
+        <w:t>(b) geological estimates prepared for a prospectus or other disclosure document;</w:t>
       </w:r>
     </w:p>
     <w:p>
@@ -730,7 +814,7 @@
           <w:b w:val="0"/>
           <w:i w:val="0"/>
         </w:rPr>
-        <w:t>(c) the design or construction of dams more than 6 metres in height;</w:t>
+        <w:t>(c) mineral extraction;</w:t>
       </w:r>
     </w:p>
     <w:p>
@@ -739,7 +823,7 @@
           <w:b w:val="0"/>
           <w:i w:val="0"/>
         </w:rPr>
-        <w:t>(d) geological estimates prepared for a prospectus or other disclosure document;</w:t>
+        <w:t>(d) oil and gas services;</w:t>
       </w:r>
     </w:p>
     <w:p>
@@ -748,7 +832,7 @@
           <w:b w:val="0"/>
           <w:i w:val="0"/>
         </w:rPr>
-        <w:t>(e) mineral extraction;</w:t>
+        <w:t>(e) marine surveys;</w:t>
       </w:r>
     </w:p>
     <w:p>
@@ -757,7 +841,7 @@
           <w:b w:val="0"/>
           <w:i w:val="0"/>
         </w:rPr>
-        <w:t>(f) oil and gas services;</w:t>
+        <w:t>(f) nuclear engineering;</w:t>
       </w:r>
     </w:p>
     <w:p>
@@ -766,7 +850,7 @@
           <w:b w:val="0"/>
           <w:i w:val="0"/>
         </w:rPr>
-        <w:t>(g) marine surveys;</w:t>
+        <w:t>(g) chemical engineering; or</w:t>
       </w:r>
     </w:p>
     <w:p>
@@ -775,7 +859,39 @@
           <w:b w:val="0"/>
           <w:i w:val="0"/>
         </w:rPr>
-        <w:t>(h) nuclear engineering;</w:t>
+        <w:t>(h) pre-purchase building inspections.</w:t>
+      </w:r>
+    </w:p>
+    <w:p>
+      <w:bookmarkStart w:id="9" w:name="c_end_8"/>
+      <w:r>
+        <w:rPr>
+          <w:rFonts w:ascii="Georgia" w:hAnsi="Georgia" w:eastAsia="Georgia"/>
+          <w:b/>
+          <w:i w:val="0"/>
+          <w:color w:val="1C1915"/>
+          <w:sz w:val="32"/>
+        </w:rPr>
+        <w:t>Added: Automatic Reinstatement</w:t>
+      </w:r>
+      <w:bookmarkEnd w:id="9"/>
+    </w:p>
+    <w:p>
+      <w:r>
+        <w:rPr>
+          <w:b w:val="0"/>
+          <w:i w:val="0"/>
+        </w:rPr>
+        <w:t>The following provision is added to the base wording, after the Limit of Liability provision.</w:t>
+      </w:r>
+    </w:p>
+    <w:p>
+      <w:r>
+        <w:rPr>
+          <w:b/>
+          <w:i w:val="0"/>
+        </w:rPr>
+        <w:t>Automatic Reinstatement</w:t>
       </w:r>
     </w:p>
     <w:p>
@@ -784,7 +900,23 @@
           <w:b w:val="0"/>
           <w:i w:val="0"/>
         </w:rPr>
-        <w:t>(i) chemical engineering; or</w:t>
+        <w:t xml:space="preserve">Despite </w:t>
+      </w:r>
+      <w:hyperlink w:anchor="c_pi_pay_limit_of_liability">
+        <w:r>
+          <w:rPr>
+            <w:color w:val="2E5C4E"/>
+            <w:u w:val="single"/>
+          </w:rPr>
+          <w:t xml:space="preserve">the Limit of Liability provision</w:t>
+        </w:r>
+      </w:hyperlink>
+      <w:r>
+        <w:rPr>
+          <w:b w:val="0"/>
+          <w:i w:val="0"/>
+        </w:rPr>
+        <w:t>, if payments under this policy reduce or exhaust the limit of liability, it is reinstated once during the policy period, in full and without additional premium.</w:t>
       </w:r>
     </w:p>
     <w:p>
@@ -793,7 +925,135 @@
           <w:b w:val="0"/>
           <w:i w:val="0"/>
         </w:rPr>
-        <w:t>(j) pre-purchase building inspections.</w:t>
+        <w:t>The reinstated limit of liability:</w:t>
+      </w:r>
+    </w:p>
+    <w:p>
+      <w:r>
+        <w:rPr>
+          <w:b w:val="0"/>
+          <w:i w:val="0"/>
+        </w:rPr>
+        <w:t>(a) is available only for a claim that does not arise from the same, similar or related acts, errors or omissions as a claim already paid under this policy; and</w:t>
+      </w:r>
+    </w:p>
+    <w:p>
+      <w:r>
+        <w:rPr>
+          <w:b w:val="0"/>
+          <w:i w:val="0"/>
+        </w:rPr>
+        <w:t>(b) does not increase the most we will pay for any one claim, which remains the limit of liability.</w:t>
+      </w:r>
+    </w:p>
+    <w:p>
+      <w:r>
+        <w:rPr>
+          <w:b w:val="0"/>
+          <w:i w:val="0"/>
+        </w:rPr>
+        <w:t>The most we will pay for all claims during the policy period is twice the limit of liability.</w:t>
+      </w:r>
+    </w:p>
+    <w:p>
+      <w:bookmarkStart w:id="10" w:name="c_end_9"/>
+      <w:r>
+        <w:rPr>
+          <w:rFonts w:ascii="Georgia" w:hAnsi="Georgia" w:eastAsia="Georgia"/>
+          <w:b/>
+          <w:i w:val="0"/>
+          <w:color w:val="1C1915"/>
+          <w:sz w:val="32"/>
+        </w:rPr>
+        <w:t>Architects and Engineers Endorsements</w:t>
+      </w:r>
+      <w:bookmarkEnd w:id="10"/>
+    </w:p>
+    <w:p>
+      <w:r>
+        <w:rPr>
+          <w:b w:val="0"/>
+          <w:i w:val="0"/>
+        </w:rPr>
+        <w:t>The following endorsements apply to this policy only when the schedule shows that they apply.</w:t>
+      </w:r>
+    </w:p>
+    <w:p>
+      <w:r>
+        <w:rPr>
+          <w:b w:val="0"/>
+          <w:i w:val="0"/>
+        </w:rPr>
+        <w:t>An endorsement does not apply to the extent that a law or Ministerial Order requiring you to hold this insurance does not permit the cover it removes to be excluded.</w:t>
+      </w:r>
+    </w:p>
+    <w:p>
+      <w:bookmarkStart w:id="11" w:name="c_end_10"/>
+      <w:r>
+        <w:rPr>
+          <w:rFonts w:ascii="Georgia" w:hAnsi="Georgia" w:eastAsia="Georgia"/>
+          <w:b/>
+          <w:i w:val="0"/>
+          <w:color w:val="1C1915"/>
+          <w:sz w:val="32"/>
+        </w:rPr>
+        <w:t>Bridges and Tunnels Exclusion</w:t>
+      </w:r>
+      <w:bookmarkEnd w:id="11"/>
+    </w:p>
+    <w:p>
+      <w:r>
+        <w:rPr>
+          <w:b w:val="0"/>
+          <w:i w:val="0"/>
+        </w:rPr>
+        <w:t>We do not cover any claim, loss or liability arising from the design or construction of a bridge or tunnel, or any part of one.</w:t>
+      </w:r>
+    </w:p>
+    <w:p>
+      <w:bookmarkStart w:id="12" w:name="c_end_11"/>
+      <w:r>
+        <w:rPr>
+          <w:rFonts w:ascii="Georgia" w:hAnsi="Georgia" w:eastAsia="Georgia"/>
+          <w:b/>
+          <w:i w:val="0"/>
+          <w:color w:val="1C1915"/>
+          <w:sz w:val="32"/>
+        </w:rPr>
+        <w:t>Combustible Cladding Exclusion</w:t>
+      </w:r>
+      <w:bookmarkEnd w:id="12"/>
+    </w:p>
+    <w:p>
+      <w:r>
+        <w:rPr>
+          <w:b w:val="0"/>
+          <w:i w:val="0"/>
+        </w:rPr>
+        <w:t>We do not cover any claim, loss or liability arising from the use, or proposed use, in a building of external wall cladding that is combustible or that does not comply with the National Construction Code, including aluminium composite panels with a polyethylene core and expanded polystyrene products. This applies to any design, specification, selection, certification, inspection or approval of that cladding, and to any advice about it.</w:t>
+      </w:r>
+    </w:p>
+    <w:p>
+      <w:bookmarkStart w:id="13" w:name="c_end_12"/>
+      <w:r>
+        <w:rPr>
+          <w:rFonts w:ascii="Georgia" w:hAnsi="Georgia" w:eastAsia="Georgia"/>
+          <w:b/>
+          <w:i w:val="0"/>
+          <w:color w:val="1C1915"/>
+          <w:sz w:val="32"/>
+        </w:rPr>
+        <w:t>Mining Equipment Warranties Exclusion</w:t>
+      </w:r>
+      <w:bookmarkEnd w:id="13"/>
+    </w:p>
+    <w:p>
+      <w:r>
+        <w:rPr>
+          <w:b w:val="0"/>
+          <w:i w:val="0"/>
+        </w:rPr>
+        <w:t>We do not cover any claim, loss or liability arising from any express or implied warranty or guarantee of the safety or performance of mining equipment.</w:t>
       </w:r>
     </w:p>
     <w:p>

--- a/wordings/downloads/Meridian_PI_Architects_Engineers_Endorsement_v1.0.0-DRAFT.docx
+++ b/wordings/downloads/Meridian_PI_Architects_Engineers_Endorsement_v1.0.0-DRAFT.docx
@@ -485,23 +485,7 @@
           <w:b w:val="0"/>
           <w:i w:val="0"/>
         </w:rPr>
-        <w:t xml:space="preserve">For a claim arising from work that the Act requires you to be registered to carry out, </w:t>
-      </w:r>
-      <w:hyperlink w:anchor="c_pi_def_retroactive_date">
-        <w:r>
-          <w:rPr>
-            <w:color w:val="2E5C4E"/>
-            <w:u w:val="single"/>
-          </w:rPr>
-          <w:t xml:space="preserve">the definition of Retroactive date</w:t>
-        </w:r>
-      </w:hyperlink>
-      <w:r>
-        <w:rPr>
-          <w:b w:val="0"/>
-          <w:i w:val="0"/>
-        </w:rPr>
-        <w:t xml:space="preserve"> is replaced by the date you were first registered under that Act, if that date is earlier than the retroactive date shown in the schedule.</w:t>
+        <w:t>For a claim arising from work that the Act requires you to be registered to carry out, the retroactive date is the date you were first registered under that Act, if that date is earlier than the retroactive date shown in the schedule.</w:t>
       </w:r>
     </w:p>
     <w:p>
